--- a/05_体育健身与户外运动/233_“岩馆进商场，引流还是跟风”——商场攀岩馆供给侧与商圈引流效果研究/选题说明.docx
+++ b/05_体育健身与户外运动/233_“岩馆进商场，引流还是跟风”——商场攀岩馆供给侧与商圈引流效果研究/选题说明.docx
@@ -4,7 +4,7 @@
   <w:body>
     <w:p>
       <w:pPr>
-        <w:spacing w:after="200"/>
+        <w:spacing w:after="120"/>
         <w:jc w:val="center"/>
       </w:pPr>
       <w:r>
@@ -14,12 +14,12 @@
           <w:color w:val="6663B2"/>
           <w:sz w:val="30"/>
         </w:rPr>
-        <w:t>233. “岩馆进商场，引流还是跟风”——商场攀岩馆供给侧与商圈引流效果研究（补充更新批）</w:t>
+        <w:t>233. “岩馆进商场，引流还是跟风”——商场攀岩馆供给侧与商圈引流效果研究</w:t>
       </w:r>
     </w:p>
     <w:p>
       <w:pPr>
-        <w:spacing w:after="240"/>
+        <w:spacing w:after="200"/>
         <w:jc w:val="center"/>
       </w:pPr>
       <w:r>
@@ -27,9 +27,9 @@
           <w:rFonts w:ascii="宋体" w:hAnsi="宋体" w:eastAsia="宋体"/>
           <w:b w:val="0"/>
           <w:color w:val="837292"/>
-          <w:sz w:val="20"/>
+          <w:sz w:val="18"/>
         </w:rPr>
-        <w:t>正大杯选题档案 · 第八批（211-240）·补充更新（2026-10 清理重复/过气后顶替编号）</w:t>
+        <w:t>正大杯选题档案 · topic-selection 规范版（呆塔大师兄（微信：a237658765））</w:t>
       </w:r>
     </w:p>
     <w:p>
@@ -42,12 +42,13 @@
           <w:b/>
           <w:sz w:val="26"/>
         </w:rPr>
-        <w:t>一、选题基本信息</w:t>
+        <w:t>一、选题定位</w:t>
       </w:r>
     </w:p>
     <w:p>
       <w:pPr>
-        <w:spacing w:after="80"/>
+        <w:spacing w:after="60"/>
+        <w:ind w:left="360"/>
       </w:pPr>
       <w:r>
         <w:rPr>
@@ -55,12 +56,13 @@
           <w:b w:val="0"/>
           <w:sz w:val="22"/>
         </w:rPr>
-        <w:t>研究对象：商场攀岩馆经营者、商场招商及消费者</w:t>
+        <w:t>项目类型：市场调查</w:t>
       </w:r>
     </w:p>
     <w:p>
       <w:pPr>
-        <w:spacing w:after="80"/>
+        <w:spacing w:after="60"/>
+        <w:ind w:left="360"/>
       </w:pPr>
       <w:r>
         <w:rPr>
@@ -68,12 +70,13 @@
           <w:b w:val="0"/>
           <w:sz w:val="22"/>
         </w:rPr>
-        <w:t>核心变量/研究问题：开馆成本与坪效、客流带动（亲子/团建）、定价、与商场业态协同、盈利模式</w:t>
+        <w:t>研究阶段：mid（中期：消费意愿及影响因素）</w:t>
       </w:r>
     </w:p>
     <w:p>
       <w:pPr>
-        <w:spacing w:after="80"/>
+        <w:spacing w:after="60"/>
+        <w:ind w:left="360"/>
       </w:pPr>
       <w:r>
         <w:rPr>
@@ -81,12 +84,13 @@
           <w:b w:val="0"/>
           <w:sz w:val="22"/>
         </w:rPr>
-        <w:t>研究阶段：早期+中期（B端视角）</w:t>
+        <w:t>建议地区：全国（可落地为任一代表性城市/县域，按当地资源细化抽样）</w:t>
       </w:r>
     </w:p>
     <w:p>
       <w:pPr>
-        <w:spacing w:after="80"/>
+        <w:spacing w:after="60"/>
+        <w:ind w:left="360"/>
       </w:pPr>
       <w:r>
         <w:rPr>
@@ -94,7 +98,35 @@
           <w:b w:val="0"/>
           <w:sz w:val="22"/>
         </w:rPr>
-        <w:t>所属选题库：正大杯500题 · 补充更新批（顶替清理编号，详见批次总览）</w:t>
+        <w:t>确定行业：05_体育健身与户外运动（选择理由：贴合 2025–2026 最新政策/市场/社会趋势，参考来源见下；该方向研究对象与样本渠道明确，可转为问卷/访谈设计，且近三年获奖名单无直接重复题。）</w:t>
+      </w:r>
+    </w:p>
+    <w:p>
+      <w:pPr>
+        <w:spacing w:after="60"/>
+        <w:ind w:left="360"/>
+      </w:pPr>
+      <w:r>
+        <w:rPr>
+          <w:rFonts w:ascii="宋体" w:hAnsi="宋体" w:eastAsia="宋体"/>
+          <w:b w:val="0"/>
+          <w:sz w:val="22"/>
+        </w:rPr>
+        <w:t>研究对象：去过攀岩馆/室内运动馆的 18—35 岁消费者</w:t>
+      </w:r>
+    </w:p>
+    <w:p>
+      <w:pPr>
+        <w:spacing w:after="60"/>
+        <w:ind w:left="360"/>
+      </w:pPr>
+      <w:r>
+        <w:rPr>
+          <w:rFonts w:ascii="宋体" w:hAnsi="宋体" w:eastAsia="宋体"/>
+          <w:b w:val="0"/>
+          <w:sz w:val="22"/>
+        </w:rPr>
+        <w:t>核心问题/变量：参与动机（运动/社交/挑战）、课程与门票消费、装备购买、粘性、复购</w:t>
       </w:r>
     </w:p>
     <w:p>
@@ -107,12 +139,13 @@
           <w:b/>
           <w:sz w:val="26"/>
         </w:rPr>
-        <w:t>二、可行性说明</w:t>
+        <w:t>二、生成假设（待验证）</w:t>
       </w:r>
     </w:p>
     <w:p>
       <w:pPr>
         <w:spacing w:after="80"/>
+        <w:ind w:left="360"/>
       </w:pPr>
       <w:r>
         <w:rPr>
@@ -120,7 +153,7 @@
           <w:b w:val="0"/>
           <w:sz w:val="22"/>
         </w:rPr>
-        <w:t>商场攀岩馆访谈+美团点评数据；与456（攀岩消费用户端）区分：聚焦供给侧</w:t>
+        <w:t>H1：参与动机（运动/社交/挑战）、课程与门票消费显著影响复购（待验证）；H2：不同人群（年龄/收入/城市等级）在上述关系中存在调节作用（待验证）。</w:t>
       </w:r>
     </w:p>
     <w:p>
@@ -133,7 +166,21 @@
           <w:b/>
           <w:sz w:val="26"/>
         </w:rPr>
-        <w:t>三、参考来源</w:t>
+        <w:t>三、选题依据（信息时间范围：2025–2026）</w:t>
+      </w:r>
+    </w:p>
+    <w:p>
+      <w:pPr>
+        <w:spacing w:after="80"/>
+        <w:ind w:left="360"/>
+      </w:pPr>
+      <w:r>
+        <w:rPr>
+          <w:rFonts w:ascii="宋体" w:hAnsi="宋体" w:eastAsia="宋体"/>
+          <w:b w:val="0"/>
+          <w:sz w:val="22"/>
+        </w:rPr>
+        <w:t>🔶攀岩入奥带动国内攀岩馆扩张（媒体/行业数据需核验）；✅《户外运动产业发展规划》（体育总局政策背景）；✅"三亿人上冰雪"后的室内运动热潮（🔶）</w:t>
       </w:r>
     </w:p>
     <w:p>
@@ -143,10 +190,51 @@
       <w:r>
         <w:rPr>
           <w:rFonts w:ascii="宋体" w:hAnsi="宋体" w:eastAsia="宋体"/>
+          <w:b/>
+          <w:sz w:val="26"/>
+        </w:rPr>
+        <w:t>四、可行性提示</w:t>
+      </w:r>
+    </w:p>
+    <w:p>
+      <w:pPr>
+        <w:spacing w:after="80"/>
+        <w:ind w:left="360"/>
+      </w:pPr>
+      <w:r>
+        <w:rPr>
+          <w:rFonts w:ascii="宋体" w:hAnsi="宋体" w:eastAsia="宋体"/>
           <w:b w:val="0"/>
           <w:sz w:val="22"/>
         </w:rPr>
-        <w:t>✅2026全球攀岩市场120亿美元、室内馆主导（第十六轮证据）；🔶商场运动业态坪效（零售行业媒体需核验）；✅攀岩入奥热度（已核验）</w:t>
+        <w:t>攀岩馆/运动馆现场问卷；与109题（匹克球等）区分：聚焦攀岩专项 可进一步明确抽样框、样本量与问卷/访谈工具，形成完整调研方案。</w:t>
+      </w:r>
+    </w:p>
+    <w:p>
+      <w:pPr>
+        <w:spacing w:after="80"/>
+      </w:pPr>
+      <w:r>
+        <w:rPr>
+          <w:rFonts w:ascii="宋体" w:hAnsi="宋体" w:eastAsia="宋体"/>
+          <w:b/>
+          <w:sz w:val="26"/>
+        </w:rPr>
+        <w:t>五、参考来源</w:t>
+      </w:r>
+    </w:p>
+    <w:p>
+      <w:pPr>
+        <w:spacing w:after="80"/>
+        <w:ind w:left="360"/>
+      </w:pPr>
+      <w:r>
+        <w:rPr>
+          <w:rFonts w:ascii="宋体" w:hAnsi="宋体" w:eastAsia="宋体"/>
+          <w:b w:val="0"/>
+          <w:sz w:val="22"/>
+        </w:rPr>
+        <w:t>🔶攀岩入奥带动国内攀岩馆扩张（媒体/行业数据需核验）；✅《户外运动产业发展规划》（体育总局政策背景）；✅"三亿人上冰雪"后的室内运动热潮（🔶）</w:t>
       </w:r>
     </w:p>
     <w:p>
@@ -160,7 +248,7 @@
           <w:color w:val="837292"/>
           <w:sz w:val="18"/>
         </w:rPr>
-        <w:t>※ 提示：✅=官方政策/权威媒体可直接引用；🔶=行业报告/媒体线索，参赛前须下载原文核对。</w:t>
+        <w:t>※ 检索状态说明：本档案基于 2025–2026 公开政策、行业报告与媒体线索整理（降级模式，部分来源未逐条联网复核）；✅=官方/权威媒体可直接引用，🔶=行业报告/媒体线索，参赛前须下载原文核对。近三年获奖黑名单已逐题避重核验。</w:t>
       </w:r>
     </w:p>
     <w:sectPr>
